--- a/examples/governance/2024年4月12日单位E日报_多层级.docx
+++ b/examples/governance/2024年4月12日单位E日报_多层级.docx
@@ -1,211 +1,6 @@
 
-<file path=word/document.xml><?xml version="1.0" encoding="utf-8"?>
-<w:document xmlns:wpc="http://schemas.microsoft.com/office/word/2010/wordprocessingCanvas" xmlns:mo="http://schemas.microsoft.com/office/mac/office/2008/main" xmlns:mc="http://schemas.openxmlformats.org/markup-compatibility/2006" xmlns:mv="urn:schemas-microsoft-com:mac:vml" xmlns:o="urn:schemas-microsoft-com:office:office" xmlns:r="http://schemas.openxmlformats.org/officeDocument/2006/relationships" xmlns:m="http://schemas.openxmlformats.org/officeDocument/2006/math" xmlns:v="urn:schemas-microsoft-com:vml" xmlns:wp14="http://schemas.microsoft.com/office/word/2010/wordprocessingDrawing" xmlns:wp="http://schemas.openxmlformats.org/drawingml/2006/wordprocessingDrawing" xmlns:w10="urn:schemas-microsoft-com:office:word" xmlns:w="http://schemas.openxmlformats.org/wordprocessingml/2006/main" xmlns:w14="http://schemas.microsoft.com/office/word/2010/wordml" xmlns:wpg="http://schemas.microsoft.com/office/word/2010/wordprocessingGroup" xmlns:wpi="http://schemas.microsoft.com/office/word/2010/wordprocessingInk" xmlns:wne="http://schemas.microsoft.com/office/word/2006/wordml" xmlns:wps="http://schemas.microsoft.com/office/word/2010/wordprocessingShape" mc:Ignorable="w14 wp14">
-  <w:body>
-    <w:p>
-      <w:pPr>
-        <w:pStyle w:val="Title"/>
-        <w:jc w:val="center"/>
-      </w:pPr>
-      <w:r>
-        <w:t>单位E日报</w:t>
-      </w:r>
-    </w:p>
-    <w:p>
-      <w:r>
-        <w:t>日期：2024年4月12日</w:t>
-      </w:r>
-    </w:p>
-    <w:p>
-      <w:pPr>
-        <w:pStyle w:val="Heading1"/>
-      </w:pPr>
-      <w:r>
-        <w:t>一、工作概述</w:t>
-      </w:r>
-    </w:p>
-    <w:p>
-      <w:pPr>
-        <w:pStyle w:val="Heading2"/>
-      </w:pPr>
-      <w:r>
-        <w:t>（一）今日完成</w:t>
-      </w:r>
-    </w:p>
-    <w:p>
-      <w:r>
-        <w:t>完成运维工作：处理故障工单15个，系统稳定性提升。</w:t>
-      </w:r>
-    </w:p>
-    <w:p>
-      <w:pPr>
-        <w:pStyle w:val="Heading2"/>
-      </w:pPr>
-      <w:r>
-        <w:t>（二）数据统计</w:t>
-      </w:r>
-    </w:p>
-    <w:p>
-      <w:r>
-        <w:t>今日处理数据量：约500条记录</w:t>
-      </w:r>
-    </w:p>
-    <w:p>
-      <w:pPr>
-        <w:pStyle w:val="Heading1"/>
-      </w:pPr>
-      <w:r>
-        <w:t>二、重点项目</w:t>
-      </w:r>
-    </w:p>
-    <w:p>
-      <w:pPr>
-        <w:pStyle w:val="Heading2"/>
-      </w:pPr>
-      <w:r>
-        <w:t>（一）在建项目</w:t>
-      </w:r>
-    </w:p>
-    <w:p>
-      <w:pPr>
-        <w:pStyle w:val="Heading3"/>
-      </w:pPr>
-      <w:r>
-        <w:t>1. 数据治理平台</w:t>
-      </w:r>
-    </w:p>
-    <w:p>
-      <w:r>
-        <w:t>运维自动化项目进入二期开发，预计本月底完成。</w:t>
-      </w:r>
-    </w:p>
-    <w:p>
-      <w:pPr>
-        <w:pStyle w:val="Heading3"/>
-      </w:pPr>
-      <w:r>
-        <w:t>2. 报表系统升级</w:t>
-      </w:r>
-    </w:p>
-    <w:p>
-      <w:r>
-        <w:t>进度：需求评审阶段，预计下周完成设计。</w:t>
-      </w:r>
-    </w:p>
-    <w:p>
-      <w:pPr>
-        <w:pStyle w:val="Heading2"/>
-      </w:pPr>
-      <w:r>
-        <w:t>（二）待启动项目</w:t>
-      </w:r>
-    </w:p>
-    <w:p>
-      <w:r>
-        <w:t>下月计划启动：移动端适配项目。</w:t>
-      </w:r>
-    </w:p>
-    <w:p>
-      <w:pPr>
-        <w:pStyle w:val="Heading1"/>
-      </w:pPr>
-      <w:r>
-        <w:t>三、问题与风险</w:t>
-      </w:r>
-    </w:p>
-    <w:p>
-      <w:pPr>
-        <w:pStyle w:val="Heading2"/>
-      </w:pPr>
-      <w:r>
-        <w:t>（一）技术问题</w:t>
-      </w:r>
-    </w:p>
-    <w:p>
-      <w:pPr>
-        <w:pStyle w:val="Heading3"/>
-      </w:pPr>
-      <w:r>
-        <w:t>1. 性能瓶颈</w:t>
-      </w:r>
-    </w:p>
-    <w:p>
-      <w:r>
-        <w:t>监控告警频繁，需优化阈值配置。</w:t>
-      </w:r>
-    </w:p>
-    <w:p>
-      <w:pPr>
-        <w:pStyle w:val="Heading3"/>
-      </w:pPr>
-      <w:r>
-        <w:t>2. 兼容性问题</w:t>
-      </w:r>
-    </w:p>
-    <w:p>
-      <w:r>
-        <w:t>部分旧版浏览器存在样式兼容问题，需测试修复。</w:t>
-      </w:r>
-    </w:p>
-    <w:p>
-      <w:pPr>
-        <w:pStyle w:val="Heading2"/>
-      </w:pPr>
-      <w:r>
-        <w:t>（二）资源风险</w:t>
-      </w:r>
-    </w:p>
-    <w:p>
-      <w:r>
-        <w:t>服务器资源紧张，建议尽快扩容。</w:t>
-      </w:r>
-    </w:p>
-    <w:p>
-      <w:pPr>
-        <w:pStyle w:val="Heading1"/>
-      </w:pPr>
-      <w:r>
-        <w:t>四、明日计划</w:t>
-      </w:r>
-    </w:p>
-    <w:p>
-      <w:pPr>
-        <w:pStyle w:val="Heading2"/>
-      </w:pPr>
-      <w:r>
-        <w:t>（一）重点工作</w:t>
-      </w:r>
-    </w:p>
-    <w:p>
-      <w:r>
-        <w:t>1. 优化监控配置</w:t>
-        <w:br/>
-        <w:t>2. 编写运维手册</w:t>
-        <w:br/>
-        <w:t>3. 推进自动化项目</w:t>
-      </w:r>
-    </w:p>
-    <w:p>
-      <w:pPr>
-        <w:pStyle w:val="Heading2"/>
-      </w:pPr>
-      <w:r>
-        <w:t>（二）协调事项</w:t>
-      </w:r>
-    </w:p>
-    <w:p>
-      <w:r>
-        <w:t>需协调测试资源支持验收工作。</w:t>
-      </w:r>
-    </w:p>
-    <w:sectPr>
-      <w:pgSz w:w="12240" w:h="15840"/>
-      <w:pgMar w:top="1440" w:right="1800" w:bottom="1440" w:left="1800" w:header="720" w:footer="720" w:gutter="0"/>
-      <w:cols w:space="720"/>
-      <w:docGrid w:linePitch="360"/>
-    </w:sectPr>
-  </w:body>
-</w:document>
+<file path=word/document.xml><?xml version='1.0' encoding='UTF-8' standalone='yes'?>
+<w:document xmlns:wpc="http://schemas.microsoft.com/office/word/2010/wordprocessingCanvas" xmlns:mo="http://schemas.microsoft.com/office/mac/office/2008/main" xmlns:mc="http://schemas.openxmlformats.org/markup-compatibility/2006" xmlns:mv="urn:schemas-microsoft-com:mac:vml" xmlns:o="urn:schemas-microsoft-com:office:office" xmlns:r="http://schemas.openxmlformats.org/officeDocument/2006/relationships" xmlns:m="http://schemas.openxmlformats.org/officeDocument/2006/math" xmlns:v="urn:schemas-microsoft-com:vml" xmlns:wp14="http://schemas.microsoft.com/office/word/2010/wordprocessingDrawing" xmlns:wp="http://schemas.openxmlformats.org/drawingml/2006/wordprocessingDrawing" xmlns:w10="urn:schemas-microsoft-com:office:word" xmlns:w="http://schemas.openxmlformats.org/wordprocessingml/2006/main" xmlns:w14="http://schemas.microsoft.com/office/word/2010/wordml" xmlns:wpg="http://schemas.microsoft.com/office/word/2010/wordprocessingGroup" xmlns:wpi="http://schemas.microsoft.com/office/word/2010/wordprocessingInk" xmlns:wne="http://schemas.microsoft.com/office/word/2006/wordml" xmlns:wps="http://schemas.microsoft.com/office/word/2010/wordprocessingShape" mc:Ignorable="w14 wp14"><w:body><w:p><w:pPr><w:pStyle w:val="Title"/><w:jc w:val="center"/></w:pPr><w:r><w:t>单位E日报</w:t></w:r></w:p><w:p><w:r><w:t>日期：2024年4月12日</w:t></w:r></w:p><w:p><w:pPr><w:pStyle w:val="Heading1"/></w:pPr><w:r><w:t>一、工作概述</w:t></w:r></w:p><w:p><w:pPr><w:pStyle w:val="Heading2"/></w:pPr><w:r><w:t>（一）今日完成</w:t></w:r></w:p><w:p><w:r><w:t>完成运维工作：处理故障工单15个，系统稳定性提升。</w:t></w:r></w:p><w:p><w:pPr><w:pStyle w:val="Heading2"/></w:pPr><w:r><w:t>（二）数据统计</w:t></w:r></w:p></w:p><w:p><w:pPr><w:pStyle w:val="a3"/><w:spacing w:after="0" w:line="360" w:lineRule="auto"/></w:pPr><w:r><w:rPr><w:rFonts w:ascii="仿宋_GB2312" w:eastAsia="仿宋_GB2312" w:hAnsi="仿宋_GB2312"/><w:sz w:val="24"/><w:szCs w:val="24"/></w:rPr><w:t>（三）人员统计</w:t></w:r></w:p><w:p><w:pPr><w:pStyle w:val="a3"/><w:spacing w:after="0" w:line="360" w:lineRule="auto"/></w:pPr><w:r><w:rPr><w:rFonts w:ascii="仿宋_GB2312" w:eastAsia="仿宋_GB2312" w:hAnsi="仿宋_GB2312"/><w:sz w:val="24"/><w:szCs w:val="24"/></w:rPr><w:t>应该在岗人数：6人，实际在岗人数：5人，出差人数：1人</w:t></w:r><w:p><w:r><w:t>今日处理数据量：约500条记录</w:t></w:r></w:p><w:p><w:pPr><w:pStyle w:val="Heading1"/></w:pPr><w:r><w:t>二、重点项目</w:t></w:r></w:p><w:p><w:pPr><w:pStyle w:val="Heading2"/></w:pPr><w:r><w:t>（一）在建项目</w:t></w:r></w:p><w:p><w:pPr><w:pStyle w:val="Heading3"/></w:pPr><w:r><w:t>1. 数据治理平台</w:t></w:r></w:p><w:p><w:r><w:t>运维自动化项目进入二期开发，预计本月底完成。</w:t></w:r></w:p><w:p><w:pPr><w:pStyle w:val="Heading3"/></w:pPr><w:r><w:t>2. 报表系统升级</w:t></w:r></w:p><w:p><w:r><w:t>进度：需求评审阶段，预计下周完成设计。</w:t></w:r></w:p><w:p><w:pPr><w:pStyle w:val="Heading2"/></w:pPr><w:r><w:t>（二）待启动项目</w:t></w:r></w:p><w:p><w:r><w:t>下月计划启动：移动端适配项目。</w:t></w:r></w:p><w:p><w:pPr><w:pStyle w:val="Heading1"/></w:pPr><w:r><w:t>三、问题与风险</w:t></w:r></w:p><w:p><w:pPr><w:pStyle w:val="Heading2"/></w:pPr><w:r><w:t>（一）技术问题</w:t></w:r></w:p><w:p><w:pPr><w:pStyle w:val="Heading3"/></w:pPr><w:r><w:t>1. 性能瓶颈</w:t></w:r></w:p><w:p><w:r><w:t>监控告警频繁，需优化阈值配置。</w:t></w:r></w:p><w:p><w:pPr><w:pStyle w:val="Heading3"/></w:pPr><w:r><w:t>2. 兼容性问题</w:t></w:r></w:p><w:p><w:r><w:t>部分旧版浏览器存在样式兼容问题，需测试修复。</w:t></w:r></w:p><w:p><w:pPr><w:pStyle w:val="Heading2"/></w:pPr><w:r><w:t>（二）资源风险</w:t></w:r></w:p><w:p><w:r><w:t>服务器资源紧张，建议尽快扩容。</w:t></w:r></w:p><w:p><w:pPr><w:pStyle w:val="Heading1"/></w:pPr><w:r><w:t>四、明日计划</w:t></w:r></w:p><w:p><w:pPr><w:pStyle w:val="Heading2"/></w:pPr><w:r><w:t>（一）重点工作</w:t></w:r></w:p><w:p><w:r><w:t>1. 优化监控配置</w:t><w:br/><w:t>2. 编写运维手册</w:t><w:br/><w:t>3. 推进自动化项目</w:t></w:r></w:p><w:p><w:pPr><w:pStyle w:val="Heading2"/></w:pPr><w:r><w:t>（二）协调事项</w:t></w:r></w:p><w:p><w:r><w:t>需协调测试资源支持验收工作。</w:t></w:r></w:p><w:sectPr><w:pgSz w:w="12240" w:h="15840"/><w:pgMar w:top="1440" w:right="1800" w:bottom="1440" w:left="1800" w:header="720" w:footer="720" w:gutter="0"/><w:cols w:space="720"/><w:docGrid w:linePitch="360"/></w:sectPr></w:body></w:document>
 </file>
 
 <file path=word/numbering.xml><?xml version="1.0" encoding="utf-8"?>

--- a/examples/governance/2024年4月12日单位E日报_多层级.docx
+++ b/examples/governance/2024年4月12日单位E日报_多层级.docx
@@ -1,6 +1,211 @@
 
-<file path=word/document.xml><?xml version='1.0' encoding='UTF-8' standalone='yes'?>
-<w:document xmlns:wpc="http://schemas.microsoft.com/office/word/2010/wordprocessingCanvas" xmlns:mo="http://schemas.microsoft.com/office/mac/office/2008/main" xmlns:mc="http://schemas.openxmlformats.org/markup-compatibility/2006" xmlns:mv="urn:schemas-microsoft-com:mac:vml" xmlns:o="urn:schemas-microsoft-com:office:office" xmlns:r="http://schemas.openxmlformats.org/officeDocument/2006/relationships" xmlns:m="http://schemas.openxmlformats.org/officeDocument/2006/math" xmlns:v="urn:schemas-microsoft-com:vml" xmlns:wp14="http://schemas.microsoft.com/office/word/2010/wordprocessingDrawing" xmlns:wp="http://schemas.openxmlformats.org/drawingml/2006/wordprocessingDrawing" xmlns:w10="urn:schemas-microsoft-com:office:word" xmlns:w="http://schemas.openxmlformats.org/wordprocessingml/2006/main" xmlns:w14="http://schemas.microsoft.com/office/word/2010/wordml" xmlns:wpg="http://schemas.microsoft.com/office/word/2010/wordprocessingGroup" xmlns:wpi="http://schemas.microsoft.com/office/word/2010/wordprocessingInk" xmlns:wne="http://schemas.microsoft.com/office/word/2006/wordml" xmlns:wps="http://schemas.microsoft.com/office/word/2010/wordprocessingShape" mc:Ignorable="w14 wp14"><w:body><w:p><w:pPr><w:pStyle w:val="Title"/><w:jc w:val="center"/></w:pPr><w:r><w:t>单位E日报</w:t></w:r></w:p><w:p><w:r><w:t>日期：2024年4月12日</w:t></w:r></w:p><w:p><w:pPr><w:pStyle w:val="Heading1"/></w:pPr><w:r><w:t>一、工作概述</w:t></w:r></w:p><w:p><w:pPr><w:pStyle w:val="Heading2"/></w:pPr><w:r><w:t>（一）今日完成</w:t></w:r></w:p><w:p><w:r><w:t>完成运维工作：处理故障工单15个，系统稳定性提升。</w:t></w:r></w:p><w:p><w:pPr><w:pStyle w:val="Heading2"/></w:pPr><w:r><w:t>（二）数据统计</w:t></w:r></w:p></w:p><w:p><w:pPr><w:pStyle w:val="a3"/><w:spacing w:after="0" w:line="360" w:lineRule="auto"/></w:pPr><w:r><w:rPr><w:rFonts w:ascii="仿宋_GB2312" w:eastAsia="仿宋_GB2312" w:hAnsi="仿宋_GB2312"/><w:sz w:val="24"/><w:szCs w:val="24"/></w:rPr><w:t>（三）人员统计</w:t></w:r></w:p><w:p><w:pPr><w:pStyle w:val="a3"/><w:spacing w:after="0" w:line="360" w:lineRule="auto"/></w:pPr><w:r><w:rPr><w:rFonts w:ascii="仿宋_GB2312" w:eastAsia="仿宋_GB2312" w:hAnsi="仿宋_GB2312"/><w:sz w:val="24"/><w:szCs w:val="24"/></w:rPr><w:t>应该在岗人数：6人，实际在岗人数：5人，出差人数：1人</w:t></w:r><w:p><w:r><w:t>今日处理数据量：约500条记录</w:t></w:r></w:p><w:p><w:pPr><w:pStyle w:val="Heading1"/></w:pPr><w:r><w:t>二、重点项目</w:t></w:r></w:p><w:p><w:pPr><w:pStyle w:val="Heading2"/></w:pPr><w:r><w:t>（一）在建项目</w:t></w:r></w:p><w:p><w:pPr><w:pStyle w:val="Heading3"/></w:pPr><w:r><w:t>1. 数据治理平台</w:t></w:r></w:p><w:p><w:r><w:t>运维自动化项目进入二期开发，预计本月底完成。</w:t></w:r></w:p><w:p><w:pPr><w:pStyle w:val="Heading3"/></w:pPr><w:r><w:t>2. 报表系统升级</w:t></w:r></w:p><w:p><w:r><w:t>进度：需求评审阶段，预计下周完成设计。</w:t></w:r></w:p><w:p><w:pPr><w:pStyle w:val="Heading2"/></w:pPr><w:r><w:t>（二）待启动项目</w:t></w:r></w:p><w:p><w:r><w:t>下月计划启动：移动端适配项目。</w:t></w:r></w:p><w:p><w:pPr><w:pStyle w:val="Heading1"/></w:pPr><w:r><w:t>三、问题与风险</w:t></w:r></w:p><w:p><w:pPr><w:pStyle w:val="Heading2"/></w:pPr><w:r><w:t>（一）技术问题</w:t></w:r></w:p><w:p><w:pPr><w:pStyle w:val="Heading3"/></w:pPr><w:r><w:t>1. 性能瓶颈</w:t></w:r></w:p><w:p><w:r><w:t>监控告警频繁，需优化阈值配置。</w:t></w:r></w:p><w:p><w:pPr><w:pStyle w:val="Heading3"/></w:pPr><w:r><w:t>2. 兼容性问题</w:t></w:r></w:p><w:p><w:r><w:t>部分旧版浏览器存在样式兼容问题，需测试修复。</w:t></w:r></w:p><w:p><w:pPr><w:pStyle w:val="Heading2"/></w:pPr><w:r><w:t>（二）资源风险</w:t></w:r></w:p><w:p><w:r><w:t>服务器资源紧张，建议尽快扩容。</w:t></w:r></w:p><w:p><w:pPr><w:pStyle w:val="Heading1"/></w:pPr><w:r><w:t>四、明日计划</w:t></w:r></w:p><w:p><w:pPr><w:pStyle w:val="Heading2"/></w:pPr><w:r><w:t>（一）重点工作</w:t></w:r></w:p><w:p><w:r><w:t>1. 优化监控配置</w:t><w:br/><w:t>2. 编写运维手册</w:t><w:br/><w:t>3. 推进自动化项目</w:t></w:r></w:p><w:p><w:pPr><w:pStyle w:val="Heading2"/></w:pPr><w:r><w:t>（二）协调事项</w:t></w:r></w:p><w:p><w:r><w:t>需协调测试资源支持验收工作。</w:t></w:r></w:p><w:sectPr><w:pgSz w:w="12240" w:h="15840"/><w:pgMar w:top="1440" w:right="1800" w:bottom="1440" w:left="1800" w:header="720" w:footer="720" w:gutter="0"/><w:cols w:space="720"/><w:docGrid w:linePitch="360"/></w:sectPr></w:body></w:document>
+<file path=word/document.xml><?xml version="1.0" encoding="utf-8"?>
+<w:document xmlns:wpc="http://schemas.microsoft.com/office/word/2010/wordprocessingCanvas" xmlns:mo="http://schemas.microsoft.com/office/mac/office/2008/main" xmlns:mc="http://schemas.openxmlformats.org/markup-compatibility/2006" xmlns:mv="urn:schemas-microsoft-com:mac:vml" xmlns:o="urn:schemas-microsoft-com:office:office" xmlns:r="http://schemas.openxmlformats.org/officeDocument/2006/relationships" xmlns:m="http://schemas.openxmlformats.org/officeDocument/2006/math" xmlns:v="urn:schemas-microsoft-com:vml" xmlns:wp14="http://schemas.microsoft.com/office/word/2010/wordprocessingDrawing" xmlns:wp="http://schemas.openxmlformats.org/drawingml/2006/wordprocessingDrawing" xmlns:w10="urn:schemas-microsoft-com:office:word" xmlns:w="http://schemas.openxmlformats.org/wordprocessingml/2006/main" xmlns:w14="http://schemas.microsoft.com/office/word/2010/wordml" xmlns:wpg="http://schemas.microsoft.com/office/word/2010/wordprocessingGroup" xmlns:wpi="http://schemas.microsoft.com/office/word/2010/wordprocessingInk" xmlns:wne="http://schemas.microsoft.com/office/word/2006/wordml" xmlns:wps="http://schemas.microsoft.com/office/word/2010/wordprocessingShape" mc:Ignorable="w14 wp14">
+  <w:body>
+    <w:p>
+      <w:pPr>
+        <w:pStyle w:val="Title"/>
+        <w:jc w:val="center"/>
+      </w:pPr>
+      <w:r>
+        <w:t>单位E日报</w:t>
+      </w:r>
+    </w:p>
+    <w:p>
+      <w:r>
+        <w:t>日期：2024年4月12日</w:t>
+      </w:r>
+    </w:p>
+    <w:p>
+      <w:pPr>
+        <w:pStyle w:val="Heading1"/>
+      </w:pPr>
+      <w:r>
+        <w:t>一、工作概述</w:t>
+      </w:r>
+    </w:p>
+    <w:p>
+      <w:pPr>
+        <w:pStyle w:val="Heading2"/>
+      </w:pPr>
+      <w:r>
+        <w:t>（一）今日完成</w:t>
+      </w:r>
+    </w:p>
+    <w:p>
+      <w:r>
+        <w:t>完成运维工作：处理故障工单15个，系统稳定性提升。</w:t>
+      </w:r>
+    </w:p>
+    <w:p>
+      <w:pPr>
+        <w:pStyle w:val="Heading2"/>
+      </w:pPr>
+      <w:r>
+        <w:t>（二）数据统计</w:t>
+      </w:r>
+    </w:p>
+    <w:p>
+      <w:r>
+        <w:t>今日处理数据量：约500条记录</w:t>
+      </w:r>
+    </w:p>
+    <w:p>
+      <w:pPr>
+        <w:pStyle w:val="Heading1"/>
+      </w:pPr>
+      <w:r>
+        <w:t>二、重点项目</w:t>
+      </w:r>
+    </w:p>
+    <w:p>
+      <w:pPr>
+        <w:pStyle w:val="Heading2"/>
+      </w:pPr>
+      <w:r>
+        <w:t>（一）在建项目</w:t>
+      </w:r>
+    </w:p>
+    <w:p>
+      <w:pPr>
+        <w:pStyle w:val="Heading3"/>
+      </w:pPr>
+      <w:r>
+        <w:t>1. 数据治理平台</w:t>
+      </w:r>
+    </w:p>
+    <w:p>
+      <w:r>
+        <w:t>运维自动化项目进入二期开发，预计本月底完成。</w:t>
+      </w:r>
+    </w:p>
+    <w:p>
+      <w:pPr>
+        <w:pStyle w:val="Heading3"/>
+      </w:pPr>
+      <w:r>
+        <w:t>2. 报表系统升级</w:t>
+      </w:r>
+    </w:p>
+    <w:p>
+      <w:r>
+        <w:t>进度：需求评审阶段，预计下周完成设计。</w:t>
+      </w:r>
+    </w:p>
+    <w:p>
+      <w:pPr>
+        <w:pStyle w:val="Heading2"/>
+      </w:pPr>
+      <w:r>
+        <w:t>（二）待启动项目</w:t>
+      </w:r>
+    </w:p>
+    <w:p>
+      <w:r>
+        <w:t>下月计划启动：移动端适配项目。</w:t>
+      </w:r>
+    </w:p>
+    <w:p>
+      <w:pPr>
+        <w:pStyle w:val="Heading1"/>
+      </w:pPr>
+      <w:r>
+        <w:t>三、问题与风险</w:t>
+      </w:r>
+    </w:p>
+    <w:p>
+      <w:pPr>
+        <w:pStyle w:val="Heading2"/>
+      </w:pPr>
+      <w:r>
+        <w:t>（一）技术问题</w:t>
+      </w:r>
+    </w:p>
+    <w:p>
+      <w:pPr>
+        <w:pStyle w:val="Heading3"/>
+      </w:pPr>
+      <w:r>
+        <w:t>1. 性能瓶颈</w:t>
+      </w:r>
+    </w:p>
+    <w:p>
+      <w:r>
+        <w:t>监控告警频繁，需优化阈值配置。</w:t>
+      </w:r>
+    </w:p>
+    <w:p>
+      <w:pPr>
+        <w:pStyle w:val="Heading3"/>
+      </w:pPr>
+      <w:r>
+        <w:t>2. 兼容性问题</w:t>
+      </w:r>
+    </w:p>
+    <w:p>
+      <w:r>
+        <w:t>部分旧版浏览器存在样式兼容问题，需测试修复。</w:t>
+      </w:r>
+    </w:p>
+    <w:p>
+      <w:pPr>
+        <w:pStyle w:val="Heading2"/>
+      </w:pPr>
+      <w:r>
+        <w:t>（二）资源风险</w:t>
+      </w:r>
+    </w:p>
+    <w:p>
+      <w:r>
+        <w:t>服务器资源紧张，建议尽快扩容。</w:t>
+      </w:r>
+    </w:p>
+    <w:p>
+      <w:pPr>
+        <w:pStyle w:val="Heading1"/>
+      </w:pPr>
+      <w:r>
+        <w:t>四、明日计划</w:t>
+      </w:r>
+    </w:p>
+    <w:p>
+      <w:pPr>
+        <w:pStyle w:val="Heading2"/>
+      </w:pPr>
+      <w:r>
+        <w:t>（一）重点工作</w:t>
+      </w:r>
+    </w:p>
+    <w:p>
+      <w:r>
+        <w:t>1. 优化监控配置</w:t>
+        <w:br/>
+        <w:t>2. 编写运维手册</w:t>
+        <w:br/>
+        <w:t>3. 推进自动化项目</w:t>
+      </w:r>
+    </w:p>
+    <w:p>
+      <w:pPr>
+        <w:pStyle w:val="Heading2"/>
+      </w:pPr>
+      <w:r>
+        <w:t>（二）协调事项</w:t>
+      </w:r>
+    </w:p>
+    <w:p>
+      <w:r>
+        <w:t>需协调测试资源支持验收工作。</w:t>
+      </w:r>
+    </w:p>
+    <w:sectPr>
+      <w:pgSz w:w="12240" w:h="15840"/>
+      <w:pgMar w:top="1440" w:right="1800" w:bottom="1440" w:left="1800" w:header="720" w:footer="720" w:gutter="0"/>
+      <w:cols w:space="720"/>
+      <w:docGrid w:linePitch="360"/>
+    </w:sectPr>
+  </w:body>
+</w:document>
 </file>
 
 <file path=word/numbering.xml><?xml version="1.0" encoding="utf-8"?>
